--- a/b3ss18.docx
+++ b/b3ss18.docx
@@ -5941,7 +5941,7 @@
                 <w:szCs w:val="24"/>
                 <w:lang w:val="vi-VN"/>
               </w:rPr>
-              <w:t>Sai vị trí ieee830</w:t>
+              <w:t>Đặc tính vàng</w:t>
             </w:r>
           </w:p>
         </w:tc>
@@ -5982,7 +5982,17 @@
                 <w:szCs w:val="24"/>
                 <w:lang w:val="vi-VN"/>
               </w:rPr>
-              <w:t>Sai vị trí ieee830</w:t>
+              <w:t xml:space="preserve">Đặc tính vàng </w:t>
+            </w:r>
+            <w:r>
+              <w:rPr>
+                <w:rFonts w:ascii="Times New Roman" w:eastAsia="Times New Roman" w:hAnsi="Times New Roman" w:cs="Times New Roman"/>
+                <w:color w:val="000000"/>
+                <w:sz w:val="24"/>
+                <w:szCs w:val="24"/>
+                <w:lang w:val="vi-VN"/>
+              </w:rPr>
+              <w:t>4</w:t>
             </w:r>
           </w:p>
         </w:tc>
@@ -6023,77 +6033,336 @@
                 <w:szCs w:val="24"/>
                 <w:lang w:val="vi-VN"/>
               </w:rPr>
-              <w:t>Nên đặt mô tả “</w:t>
-            </w:r>
-            <w:proofErr w:type="spellStart"/>
-            <w:r>
-              <w:rPr>
-                <w:rFonts w:ascii="Times New Roman" w:eastAsia="Times New Roman" w:hAnsi="Times New Roman" w:cs="Times New Roman"/>
-                <w:color w:val="282828"/>
-                <w:sz w:val="21"/>
-                <w:szCs w:val="21"/>
-              </w:rPr>
-              <w:t>Hệ</w:t>
-            </w:r>
-            <w:proofErr w:type="spellEnd"/>
-            <w:r>
-              <w:rPr>
-                <w:rFonts w:ascii="Times New Roman" w:eastAsia="Times New Roman" w:hAnsi="Times New Roman" w:cs="Times New Roman"/>
-                <w:color w:val="282828"/>
-                <w:sz w:val="21"/>
-                <w:szCs w:val="21"/>
-              </w:rPr>
-              <w:t xml:space="preserve"> </w:t>
-            </w:r>
-            <w:proofErr w:type="spellStart"/>
-            <w:r>
-              <w:rPr>
-                <w:rFonts w:ascii="Times New Roman" w:eastAsia="Times New Roman" w:hAnsi="Times New Roman" w:cs="Times New Roman"/>
-                <w:color w:val="282828"/>
-                <w:sz w:val="21"/>
-                <w:szCs w:val="21"/>
-              </w:rPr>
-              <w:t>thống</w:t>
-            </w:r>
-            <w:proofErr w:type="spellEnd"/>
-            <w:r>
-              <w:rPr>
-                <w:rFonts w:ascii="Times New Roman" w:eastAsia="Times New Roman" w:hAnsi="Times New Roman" w:cs="Times New Roman"/>
-                <w:color w:val="282828"/>
-                <w:sz w:val="21"/>
-                <w:szCs w:val="21"/>
-              </w:rPr>
-              <w:t xml:space="preserve"> </w:t>
-            </w:r>
-            <w:proofErr w:type="spellStart"/>
-            <w:r>
-              <w:rPr>
-                <w:rFonts w:ascii="Times New Roman" w:eastAsia="Times New Roman" w:hAnsi="Times New Roman" w:cs="Times New Roman"/>
-                <w:color w:val="282828"/>
-                <w:sz w:val="21"/>
-                <w:szCs w:val="21"/>
-              </w:rPr>
-              <w:t>hỗ</w:t>
-            </w:r>
-            <w:proofErr w:type="spellEnd"/>
-            <w:r>
-              <w:rPr>
-                <w:rFonts w:ascii="Times New Roman" w:eastAsia="Times New Roman" w:hAnsi="Times New Roman" w:cs="Times New Roman"/>
-                <w:color w:val="282828"/>
-                <w:sz w:val="21"/>
-                <w:szCs w:val="21"/>
-              </w:rPr>
-              <w:t xml:space="preserve"> </w:t>
-            </w:r>
-            <w:proofErr w:type="spellStart"/>
-            <w:r>
-              <w:rPr>
-                <w:rFonts w:ascii="Times New Roman" w:eastAsia="Times New Roman" w:hAnsi="Times New Roman" w:cs="Times New Roman"/>
-                <w:color w:val="282828"/>
-                <w:sz w:val="21"/>
-                <w:szCs w:val="21"/>
-              </w:rPr>
-              <w:t>trợ</w:t>
+              <w:t xml:space="preserve">Nên sửa req 23 thành </w:t>
+            </w:r>
+            <w:proofErr w:type="spellStart"/>
+            <w:r>
+              <w:rPr>
+                <w:rFonts w:ascii="Times New Roman" w:eastAsia="Times New Roman" w:hAnsi="Times New Roman" w:cs="Times New Roman"/>
+                <w:color w:val="282828"/>
+                <w:sz w:val="21"/>
+                <w:szCs w:val="21"/>
+              </w:rPr>
+              <w:t>Điều</w:t>
+            </w:r>
+            <w:proofErr w:type="spellEnd"/>
+            <w:r>
+              <w:rPr>
+                <w:rFonts w:ascii="Times New Roman" w:eastAsia="Times New Roman" w:hAnsi="Times New Roman" w:cs="Times New Roman"/>
+                <w:color w:val="282828"/>
+                <w:sz w:val="21"/>
+                <w:szCs w:val="21"/>
+              </w:rPr>
+              <w:t xml:space="preserve"> </w:t>
+            </w:r>
+            <w:proofErr w:type="spellStart"/>
+            <w:r>
+              <w:rPr>
+                <w:rFonts w:ascii="Times New Roman" w:eastAsia="Times New Roman" w:hAnsi="Times New Roman" w:cs="Times New Roman"/>
+                <w:color w:val="282828"/>
+                <w:sz w:val="21"/>
+                <w:szCs w:val="21"/>
+              </w:rPr>
+              <w:t>phối</w:t>
+            </w:r>
+            <w:proofErr w:type="spellEnd"/>
+            <w:r>
+              <w:rPr>
+                <w:rFonts w:ascii="Times New Roman" w:eastAsia="Times New Roman" w:hAnsi="Times New Roman" w:cs="Times New Roman"/>
+                <w:color w:val="282828"/>
+                <w:sz w:val="21"/>
+                <w:szCs w:val="21"/>
+              </w:rPr>
+              <w:t xml:space="preserve"> </w:t>
+            </w:r>
+            <w:proofErr w:type="spellStart"/>
+            <w:r>
+              <w:rPr>
+                <w:rFonts w:ascii="Times New Roman" w:eastAsia="Times New Roman" w:hAnsi="Times New Roman" w:cs="Times New Roman"/>
+                <w:color w:val="282828"/>
+                <w:sz w:val="21"/>
+                <w:szCs w:val="21"/>
+              </w:rPr>
+              <w:t>viên</w:t>
+            </w:r>
+            <w:proofErr w:type="spellEnd"/>
+            <w:r>
+              <w:rPr>
+                <w:rFonts w:ascii="Times New Roman" w:eastAsia="Times New Roman" w:hAnsi="Times New Roman" w:cs="Times New Roman"/>
+                <w:color w:val="282828"/>
+                <w:sz w:val="21"/>
+                <w:szCs w:val="21"/>
+              </w:rPr>
+              <w:t xml:space="preserve"> </w:t>
+            </w:r>
+            <w:r>
+              <w:rPr>
+                <w:rFonts w:ascii="Times New Roman" w:eastAsia="Times New Roman" w:hAnsi="Times New Roman" w:cs="Times New Roman"/>
+                <w:color w:val="282828"/>
+                <w:sz w:val="21"/>
+                <w:szCs w:val="21"/>
+                <w:lang w:val="vi-VN"/>
+              </w:rPr>
+              <w:t>không</w:t>
+            </w:r>
+            <w:r>
+              <w:rPr>
+                <w:rFonts w:ascii="Times New Roman" w:eastAsia="Times New Roman" w:hAnsi="Times New Roman" w:cs="Times New Roman"/>
+                <w:color w:val="282828"/>
+                <w:sz w:val="21"/>
+                <w:szCs w:val="21"/>
+              </w:rPr>
+              <w:t xml:space="preserve"> </w:t>
+            </w:r>
+            <w:proofErr w:type="spellStart"/>
+            <w:r>
+              <w:rPr>
+                <w:rFonts w:ascii="Times New Roman" w:eastAsia="Times New Roman" w:hAnsi="Times New Roman" w:cs="Times New Roman"/>
+                <w:color w:val="282828"/>
+                <w:sz w:val="21"/>
+                <w:szCs w:val="21"/>
+              </w:rPr>
+              <w:t>thể</w:t>
+            </w:r>
+            <w:proofErr w:type="spellEnd"/>
+            <w:r>
+              <w:rPr>
+                <w:rFonts w:ascii="Times New Roman" w:eastAsia="Times New Roman" w:hAnsi="Times New Roman" w:cs="Times New Roman"/>
+                <w:color w:val="282828"/>
+                <w:sz w:val="21"/>
+                <w:szCs w:val="21"/>
+              </w:rPr>
+              <w:t xml:space="preserve"> </w:t>
+            </w:r>
+            <w:proofErr w:type="spellStart"/>
+            <w:r>
+              <w:rPr>
+                <w:rFonts w:ascii="Times New Roman" w:eastAsia="Times New Roman" w:hAnsi="Times New Roman" w:cs="Times New Roman"/>
+                <w:color w:val="282828"/>
+                <w:sz w:val="21"/>
+                <w:szCs w:val="21"/>
+              </w:rPr>
+              <w:t>chỉnh</w:t>
+            </w:r>
+            <w:proofErr w:type="spellEnd"/>
+            <w:r>
+              <w:rPr>
+                <w:rFonts w:ascii="Times New Roman" w:eastAsia="Times New Roman" w:hAnsi="Times New Roman" w:cs="Times New Roman"/>
+                <w:color w:val="282828"/>
+                <w:sz w:val="21"/>
+                <w:szCs w:val="21"/>
+              </w:rPr>
+              <w:t xml:space="preserve"> </w:t>
+            </w:r>
+            <w:proofErr w:type="spellStart"/>
+            <w:r>
+              <w:rPr>
+                <w:rFonts w:ascii="Times New Roman" w:eastAsia="Times New Roman" w:hAnsi="Times New Roman" w:cs="Times New Roman"/>
+                <w:color w:val="282828"/>
+                <w:sz w:val="21"/>
+                <w:szCs w:val="21"/>
+              </w:rPr>
+              <w:t>sửa</w:t>
+            </w:r>
+            <w:proofErr w:type="spellEnd"/>
+            <w:r>
+              <w:rPr>
+                <w:rFonts w:ascii="Times New Roman" w:eastAsia="Times New Roman" w:hAnsi="Times New Roman" w:cs="Times New Roman"/>
+                <w:color w:val="282828"/>
+                <w:sz w:val="21"/>
+                <w:szCs w:val="21"/>
+              </w:rPr>
+              <w:t xml:space="preserve"> </w:t>
+            </w:r>
+            <w:proofErr w:type="spellStart"/>
+            <w:r>
+              <w:rPr>
+                <w:rFonts w:ascii="Times New Roman" w:eastAsia="Times New Roman" w:hAnsi="Times New Roman" w:cs="Times New Roman"/>
+                <w:color w:val="282828"/>
+                <w:sz w:val="21"/>
+                <w:szCs w:val="21"/>
+              </w:rPr>
+              <w:t>báo</w:t>
+            </w:r>
+            <w:proofErr w:type="spellEnd"/>
+            <w:r>
+              <w:rPr>
+                <w:rFonts w:ascii="Times New Roman" w:eastAsia="Times New Roman" w:hAnsi="Times New Roman" w:cs="Times New Roman"/>
+                <w:color w:val="282828"/>
+                <w:sz w:val="21"/>
+                <w:szCs w:val="21"/>
+              </w:rPr>
+              <w:t xml:space="preserve"> </w:t>
+            </w:r>
+            <w:proofErr w:type="spellStart"/>
+            <w:r>
+              <w:rPr>
+                <w:rFonts w:ascii="Times New Roman" w:eastAsia="Times New Roman" w:hAnsi="Times New Roman" w:cs="Times New Roman"/>
+                <w:color w:val="282828"/>
+                <w:sz w:val="21"/>
+                <w:szCs w:val="21"/>
+              </w:rPr>
+              <w:t>giá</w:t>
+            </w:r>
+            <w:proofErr w:type="spellEnd"/>
+            <w:r>
+              <w:rPr>
+                <w:rFonts w:ascii="Times New Roman" w:eastAsia="Times New Roman" w:hAnsi="Times New Roman" w:cs="Times New Roman"/>
+                <w:color w:val="282828"/>
+                <w:sz w:val="21"/>
+                <w:szCs w:val="21"/>
+              </w:rPr>
+              <w:t xml:space="preserve"> </w:t>
+            </w:r>
+            <w:proofErr w:type="spellStart"/>
+            <w:r>
+              <w:rPr>
+                <w:rFonts w:ascii="Times New Roman" w:eastAsia="Times New Roman" w:hAnsi="Times New Roman" w:cs="Times New Roman"/>
+                <w:color w:val="282828"/>
+                <w:sz w:val="21"/>
+                <w:szCs w:val="21"/>
+              </w:rPr>
+              <w:t>bất</w:t>
+            </w:r>
+            <w:proofErr w:type="spellEnd"/>
+            <w:r>
+              <w:rPr>
+                <w:rFonts w:ascii="Times New Roman" w:eastAsia="Times New Roman" w:hAnsi="Times New Roman" w:cs="Times New Roman"/>
+                <w:color w:val="282828"/>
+                <w:sz w:val="21"/>
+                <w:szCs w:val="21"/>
+              </w:rPr>
+              <w:t xml:space="preserve"> </w:t>
+            </w:r>
+            <w:proofErr w:type="spellStart"/>
+            <w:r>
+              <w:rPr>
+                <w:rFonts w:ascii="Times New Roman" w:eastAsia="Times New Roman" w:hAnsi="Times New Roman" w:cs="Times New Roman"/>
+                <w:color w:val="282828"/>
+                <w:sz w:val="21"/>
+                <w:szCs w:val="21"/>
+              </w:rPr>
+              <w:t>kỳ</w:t>
+            </w:r>
+            <w:proofErr w:type="spellEnd"/>
+            <w:r>
+              <w:rPr>
+                <w:rFonts w:ascii="Times New Roman" w:eastAsia="Times New Roman" w:hAnsi="Times New Roman" w:cs="Times New Roman"/>
+                <w:color w:val="282828"/>
+                <w:sz w:val="21"/>
+                <w:szCs w:val="21"/>
+              </w:rPr>
+              <w:t xml:space="preserve"> </w:t>
+            </w:r>
+            <w:proofErr w:type="spellStart"/>
+            <w:r>
+              <w:rPr>
+                <w:rFonts w:ascii="Times New Roman" w:eastAsia="Times New Roman" w:hAnsi="Times New Roman" w:cs="Times New Roman"/>
+                <w:color w:val="282828"/>
+                <w:sz w:val="21"/>
+                <w:szCs w:val="21"/>
+              </w:rPr>
+              <w:t>lúc</w:t>
+            </w:r>
+            <w:proofErr w:type="spellEnd"/>
+            <w:r>
+              <w:rPr>
+                <w:rFonts w:ascii="Times New Roman" w:eastAsia="Times New Roman" w:hAnsi="Times New Roman" w:cs="Times New Roman"/>
+                <w:color w:val="282828"/>
+                <w:sz w:val="21"/>
+                <w:szCs w:val="21"/>
+              </w:rPr>
+              <w:t xml:space="preserve"> </w:t>
+            </w:r>
+            <w:proofErr w:type="spellStart"/>
+            <w:r>
+              <w:rPr>
+                <w:rFonts w:ascii="Times New Roman" w:eastAsia="Times New Roman" w:hAnsi="Times New Roman" w:cs="Times New Roman"/>
+                <w:color w:val="282828"/>
+                <w:sz w:val="21"/>
+                <w:szCs w:val="21"/>
+              </w:rPr>
+              <w:t>nào</w:t>
+            </w:r>
+            <w:proofErr w:type="spellEnd"/>
+            <w:r>
+              <w:rPr>
+                <w:rFonts w:ascii="Times New Roman" w:eastAsia="Times New Roman" w:hAnsi="Times New Roman" w:cs="Times New Roman"/>
+                <w:color w:val="282828"/>
+                <w:sz w:val="21"/>
+                <w:szCs w:val="21"/>
+              </w:rPr>
+              <w:t xml:space="preserve">, </w:t>
+            </w:r>
+            <w:proofErr w:type="spellStart"/>
+            <w:r>
+              <w:rPr>
+                <w:rFonts w:ascii="Times New Roman" w:eastAsia="Times New Roman" w:hAnsi="Times New Roman" w:cs="Times New Roman"/>
+                <w:color w:val="282828"/>
+                <w:sz w:val="21"/>
+                <w:szCs w:val="21"/>
+              </w:rPr>
+              <w:t>kể</w:t>
+            </w:r>
+            <w:proofErr w:type="spellEnd"/>
+            <w:r>
+              <w:rPr>
+                <w:rFonts w:ascii="Times New Roman" w:eastAsia="Times New Roman" w:hAnsi="Times New Roman" w:cs="Times New Roman"/>
+                <w:color w:val="282828"/>
+                <w:sz w:val="21"/>
+                <w:szCs w:val="21"/>
+              </w:rPr>
+              <w:t xml:space="preserve"> </w:t>
+            </w:r>
+            <w:proofErr w:type="spellStart"/>
+            <w:r>
+              <w:rPr>
+                <w:rFonts w:ascii="Times New Roman" w:eastAsia="Times New Roman" w:hAnsi="Times New Roman" w:cs="Times New Roman"/>
+                <w:color w:val="282828"/>
+                <w:sz w:val="21"/>
+                <w:szCs w:val="21"/>
+              </w:rPr>
+              <w:t>cả</w:t>
+            </w:r>
+            <w:proofErr w:type="spellEnd"/>
+            <w:r>
+              <w:rPr>
+                <w:rFonts w:ascii="Times New Roman" w:eastAsia="Times New Roman" w:hAnsi="Times New Roman" w:cs="Times New Roman"/>
+                <w:color w:val="282828"/>
+                <w:sz w:val="21"/>
+                <w:szCs w:val="21"/>
+              </w:rPr>
+              <w:t xml:space="preserve"> </w:t>
+            </w:r>
+            <w:proofErr w:type="spellStart"/>
+            <w:r>
+              <w:rPr>
+                <w:rFonts w:ascii="Times New Roman" w:eastAsia="Times New Roman" w:hAnsi="Times New Roman" w:cs="Times New Roman"/>
+                <w:color w:val="282828"/>
+                <w:sz w:val="21"/>
+                <w:szCs w:val="21"/>
+              </w:rPr>
+              <w:t>sau</w:t>
+            </w:r>
+            <w:proofErr w:type="spellEnd"/>
+            <w:r>
+              <w:rPr>
+                <w:rFonts w:ascii="Times New Roman" w:eastAsia="Times New Roman" w:hAnsi="Times New Roman" w:cs="Times New Roman"/>
+                <w:color w:val="282828"/>
+                <w:sz w:val="21"/>
+                <w:szCs w:val="21"/>
+              </w:rPr>
+              <w:t xml:space="preserve"> </w:t>
+            </w:r>
+            <w:proofErr w:type="spellStart"/>
+            <w:r>
+              <w:rPr>
+                <w:rFonts w:ascii="Times New Roman" w:eastAsia="Times New Roman" w:hAnsi="Times New Roman" w:cs="Times New Roman"/>
+                <w:color w:val="282828"/>
+                <w:sz w:val="21"/>
+                <w:szCs w:val="21"/>
+              </w:rPr>
+              <w:t>khi</w:t>
             </w:r>
             <w:proofErr w:type="spellEnd"/>
             <w:r>
@@ -6153,238 +6422,89 @@
                 <w:sz w:val="21"/>
                 <w:szCs w:val="21"/>
               </w:rPr>
-              <w:t>doanh</w:t>
-            </w:r>
-            <w:proofErr w:type="spellEnd"/>
-            <w:r>
-              <w:rPr>
-                <w:rFonts w:ascii="Times New Roman" w:eastAsia="Times New Roman" w:hAnsi="Times New Roman" w:cs="Times New Roman"/>
-                <w:color w:val="282828"/>
-                <w:sz w:val="21"/>
-                <w:szCs w:val="21"/>
-              </w:rPr>
-              <w:t xml:space="preserve"> </w:t>
-            </w:r>
-            <w:proofErr w:type="spellStart"/>
-            <w:r>
-              <w:rPr>
-                <w:rFonts w:ascii="Times New Roman" w:eastAsia="Times New Roman" w:hAnsi="Times New Roman" w:cs="Times New Roman"/>
-                <w:color w:val="282828"/>
-                <w:sz w:val="21"/>
-                <w:szCs w:val="21"/>
-              </w:rPr>
-              <w:t>nghiệp</w:t>
-            </w:r>
-            <w:proofErr w:type="spellEnd"/>
-            <w:r>
-              <w:rPr>
-                <w:rFonts w:ascii="Times New Roman" w:eastAsia="Times New Roman" w:hAnsi="Times New Roman" w:cs="Times New Roman"/>
-                <w:color w:val="282828"/>
-                <w:sz w:val="21"/>
-                <w:szCs w:val="21"/>
-              </w:rPr>
-              <w:t xml:space="preserve"> </w:t>
-            </w:r>
-            <w:proofErr w:type="spellStart"/>
-            <w:r>
-              <w:rPr>
-                <w:rFonts w:ascii="Times New Roman" w:eastAsia="Times New Roman" w:hAnsi="Times New Roman" w:cs="Times New Roman"/>
-                <w:color w:val="282828"/>
-                <w:sz w:val="21"/>
-                <w:szCs w:val="21"/>
-              </w:rPr>
-              <w:t>đặt</w:t>
-            </w:r>
-            <w:proofErr w:type="spellEnd"/>
-            <w:r>
-              <w:rPr>
-                <w:rFonts w:ascii="Times New Roman" w:eastAsia="Times New Roman" w:hAnsi="Times New Roman" w:cs="Times New Roman"/>
-                <w:color w:val="282828"/>
-                <w:sz w:val="21"/>
-                <w:szCs w:val="21"/>
-              </w:rPr>
-              <w:t xml:space="preserve"> tour </w:t>
-            </w:r>
-            <w:proofErr w:type="spellStart"/>
-            <w:r>
-              <w:rPr>
-                <w:rFonts w:ascii="Times New Roman" w:eastAsia="Times New Roman" w:hAnsi="Times New Roman" w:cs="Times New Roman"/>
-                <w:color w:val="282828"/>
-                <w:sz w:val="21"/>
-                <w:szCs w:val="21"/>
-              </w:rPr>
-              <w:t>trọn</w:t>
-            </w:r>
-            <w:proofErr w:type="spellEnd"/>
-            <w:r>
-              <w:rPr>
-                <w:rFonts w:ascii="Times New Roman" w:eastAsia="Times New Roman" w:hAnsi="Times New Roman" w:cs="Times New Roman"/>
-                <w:color w:val="282828"/>
-                <w:sz w:val="21"/>
-                <w:szCs w:val="21"/>
-              </w:rPr>
-              <w:t xml:space="preserve"> </w:t>
-            </w:r>
-            <w:proofErr w:type="spellStart"/>
-            <w:r>
-              <w:rPr>
-                <w:rFonts w:ascii="Times New Roman" w:eastAsia="Times New Roman" w:hAnsi="Times New Roman" w:cs="Times New Roman"/>
-                <w:color w:val="282828"/>
-                <w:sz w:val="21"/>
-                <w:szCs w:val="21"/>
-              </w:rPr>
-              <w:t>gói</w:t>
-            </w:r>
-            <w:proofErr w:type="spellEnd"/>
-            <w:r>
-              <w:rPr>
-                <w:rFonts w:ascii="Times New Roman" w:eastAsia="Times New Roman" w:hAnsi="Times New Roman" w:cs="Times New Roman"/>
-                <w:color w:val="282828"/>
-                <w:sz w:val="21"/>
-                <w:szCs w:val="21"/>
-              </w:rPr>
-              <w:t xml:space="preserve"> </w:t>
-            </w:r>
-            <w:proofErr w:type="spellStart"/>
-            <w:r>
-              <w:rPr>
-                <w:rFonts w:ascii="Times New Roman" w:eastAsia="Times New Roman" w:hAnsi="Times New Roman" w:cs="Times New Roman"/>
-                <w:color w:val="282828"/>
-                <w:sz w:val="21"/>
-                <w:szCs w:val="21"/>
-              </w:rPr>
-              <w:t>cho</w:t>
-            </w:r>
-            <w:proofErr w:type="spellEnd"/>
-            <w:r>
-              <w:rPr>
-                <w:rFonts w:ascii="Times New Roman" w:eastAsia="Times New Roman" w:hAnsi="Times New Roman" w:cs="Times New Roman"/>
-                <w:color w:val="282828"/>
-                <w:sz w:val="21"/>
-                <w:szCs w:val="21"/>
-              </w:rPr>
-              <w:t xml:space="preserve"> </w:t>
-            </w:r>
-            <w:proofErr w:type="spellStart"/>
-            <w:r>
-              <w:rPr>
-                <w:rFonts w:ascii="Times New Roman" w:eastAsia="Times New Roman" w:hAnsi="Times New Roman" w:cs="Times New Roman"/>
-                <w:color w:val="282828"/>
-                <w:sz w:val="21"/>
-                <w:szCs w:val="21"/>
-              </w:rPr>
-              <w:t>nhóm</w:t>
-            </w:r>
-            <w:proofErr w:type="spellEnd"/>
-            <w:r>
-              <w:rPr>
-                <w:rFonts w:ascii="Times New Roman" w:eastAsia="Times New Roman" w:hAnsi="Times New Roman" w:cs="Times New Roman"/>
-                <w:color w:val="282828"/>
-                <w:sz w:val="21"/>
-                <w:szCs w:val="21"/>
-              </w:rPr>
-              <w:t xml:space="preserve"> </w:t>
-            </w:r>
-            <w:proofErr w:type="spellStart"/>
-            <w:r>
-              <w:rPr>
-                <w:rFonts w:ascii="Times New Roman" w:eastAsia="Times New Roman" w:hAnsi="Times New Roman" w:cs="Times New Roman"/>
-                <w:color w:val="282828"/>
-                <w:sz w:val="21"/>
-                <w:szCs w:val="21"/>
-              </w:rPr>
-              <w:t>từ</w:t>
-            </w:r>
-            <w:proofErr w:type="spellEnd"/>
-            <w:r>
-              <w:rPr>
-                <w:rFonts w:ascii="Times New Roman" w:eastAsia="Times New Roman" w:hAnsi="Times New Roman" w:cs="Times New Roman"/>
-                <w:color w:val="282828"/>
-                <w:sz w:val="21"/>
-                <w:szCs w:val="21"/>
-              </w:rPr>
-              <w:t xml:space="preserve"> 10 </w:t>
-            </w:r>
-            <w:proofErr w:type="spellStart"/>
-            <w:r>
-              <w:rPr>
-                <w:rFonts w:ascii="Times New Roman" w:eastAsia="Times New Roman" w:hAnsi="Times New Roman" w:cs="Times New Roman"/>
-                <w:color w:val="282828"/>
-                <w:sz w:val="21"/>
-                <w:szCs w:val="21"/>
-              </w:rPr>
-              <w:t>người</w:t>
-            </w:r>
-            <w:proofErr w:type="spellEnd"/>
-            <w:r>
-              <w:rPr>
-                <w:rFonts w:ascii="Times New Roman" w:eastAsia="Times New Roman" w:hAnsi="Times New Roman" w:cs="Times New Roman"/>
-                <w:color w:val="282828"/>
-                <w:sz w:val="21"/>
-                <w:szCs w:val="21"/>
-              </w:rPr>
-              <w:t xml:space="preserve"> </w:t>
-            </w:r>
-            <w:proofErr w:type="spellStart"/>
-            <w:r>
-              <w:rPr>
-                <w:rFonts w:ascii="Times New Roman" w:eastAsia="Times New Roman" w:hAnsi="Times New Roman" w:cs="Times New Roman"/>
-                <w:color w:val="282828"/>
-                <w:sz w:val="21"/>
-                <w:szCs w:val="21"/>
-              </w:rPr>
-              <w:t>trở</w:t>
-            </w:r>
-            <w:proofErr w:type="spellEnd"/>
-            <w:r>
-              <w:rPr>
-                <w:rFonts w:ascii="Times New Roman" w:eastAsia="Times New Roman" w:hAnsi="Times New Roman" w:cs="Times New Roman"/>
-                <w:color w:val="282828"/>
-                <w:sz w:val="21"/>
-                <w:szCs w:val="21"/>
-              </w:rPr>
-              <w:t xml:space="preserve"> </w:t>
-            </w:r>
-            <w:proofErr w:type="spellStart"/>
-            <w:r>
-              <w:rPr>
-                <w:rFonts w:ascii="Times New Roman" w:eastAsia="Times New Roman" w:hAnsi="Times New Roman" w:cs="Times New Roman"/>
-                <w:color w:val="282828"/>
-                <w:sz w:val="21"/>
-                <w:szCs w:val="21"/>
-              </w:rPr>
-              <w:t>lên</w:t>
-            </w:r>
-            <w:proofErr w:type="spellEnd"/>
-            <w:r>
-              <w:rPr>
-                <w:rFonts w:ascii="Times New Roman" w:eastAsia="Times New Roman" w:hAnsi="Times New Roman" w:cs="Times New Roman"/>
-                <w:color w:val="282828"/>
-                <w:sz w:val="21"/>
-                <w:szCs w:val="21"/>
-              </w:rPr>
-              <w:t>.</w:t>
-            </w:r>
-            <w:r>
-              <w:rPr>
-                <w:rFonts w:ascii="Times New Roman" w:eastAsia="Times New Roman" w:hAnsi="Times New Roman" w:cs="Times New Roman"/>
-                <w:color w:val="282828"/>
-                <w:sz w:val="21"/>
-                <w:szCs w:val="21"/>
-                <w:lang w:val="vi-VN"/>
-              </w:rPr>
-              <w:t xml:space="preserve">” </w:t>
-            </w:r>
-            <w:r>
-              <w:rPr>
-                <w:rFonts w:ascii="Times New Roman" w:eastAsia="Times New Roman" w:hAnsi="Times New Roman" w:cs="Times New Roman"/>
-                <w:color w:val="282828"/>
-                <w:sz w:val="21"/>
-                <w:szCs w:val="21"/>
-                <w:lang w:val="vi-VN"/>
-              </w:rPr>
-              <w:t>Vào phần 2.1 bối cảnh sản phẩm</w:t>
-            </w:r>
+              <w:t>đã</w:t>
+            </w:r>
+            <w:proofErr w:type="spellEnd"/>
+            <w:r>
+              <w:rPr>
+                <w:rFonts w:ascii="Times New Roman" w:eastAsia="Times New Roman" w:hAnsi="Times New Roman" w:cs="Times New Roman"/>
+                <w:color w:val="282828"/>
+                <w:sz w:val="21"/>
+                <w:szCs w:val="21"/>
+              </w:rPr>
+              <w:t xml:space="preserve"> </w:t>
+            </w:r>
+            <w:proofErr w:type="spellStart"/>
+            <w:r>
+              <w:rPr>
+                <w:rFonts w:ascii="Times New Roman" w:eastAsia="Times New Roman" w:hAnsi="Times New Roman" w:cs="Times New Roman"/>
+                <w:color w:val="282828"/>
+                <w:sz w:val="21"/>
+                <w:szCs w:val="21"/>
+              </w:rPr>
+              <w:t>xác</w:t>
+            </w:r>
+            <w:proofErr w:type="spellEnd"/>
+            <w:r>
+              <w:rPr>
+                <w:rFonts w:ascii="Times New Roman" w:eastAsia="Times New Roman" w:hAnsi="Times New Roman" w:cs="Times New Roman"/>
+                <w:color w:val="282828"/>
+                <w:sz w:val="21"/>
+                <w:szCs w:val="21"/>
+              </w:rPr>
+              <w:t xml:space="preserve"> </w:t>
+            </w:r>
+            <w:proofErr w:type="spellStart"/>
+            <w:r>
+              <w:rPr>
+                <w:rFonts w:ascii="Times New Roman" w:eastAsia="Times New Roman" w:hAnsi="Times New Roman" w:cs="Times New Roman"/>
+                <w:color w:val="282828"/>
+                <w:sz w:val="21"/>
+                <w:szCs w:val="21"/>
+              </w:rPr>
+              <w:t>nhận</w:t>
+            </w:r>
+            <w:proofErr w:type="spellEnd"/>
+            <w:r>
+              <w:rPr>
+                <w:rFonts w:ascii="Times New Roman" w:eastAsia="Times New Roman" w:hAnsi="Times New Roman" w:cs="Times New Roman"/>
+                <w:color w:val="282828"/>
+                <w:sz w:val="21"/>
+                <w:szCs w:val="21"/>
+              </w:rPr>
+              <w:t xml:space="preserve"> </w:t>
+            </w:r>
+            <w:proofErr w:type="spellStart"/>
+            <w:r>
+              <w:rPr>
+                <w:rFonts w:ascii="Times New Roman" w:eastAsia="Times New Roman" w:hAnsi="Times New Roman" w:cs="Times New Roman"/>
+                <w:color w:val="282828"/>
+                <w:sz w:val="21"/>
+                <w:szCs w:val="21"/>
+              </w:rPr>
+              <w:t>thanh</w:t>
+            </w:r>
+            <w:proofErr w:type="spellEnd"/>
+            <w:r>
+              <w:rPr>
+                <w:rFonts w:ascii="Times New Roman" w:eastAsia="Times New Roman" w:hAnsi="Times New Roman" w:cs="Times New Roman"/>
+                <w:color w:val="282828"/>
+                <w:sz w:val="21"/>
+                <w:szCs w:val="21"/>
+              </w:rPr>
+              <w:t xml:space="preserve"> </w:t>
+            </w:r>
+            <w:proofErr w:type="spellStart"/>
+            <w:r>
+              <w:rPr>
+                <w:rFonts w:ascii="Times New Roman" w:eastAsia="Times New Roman" w:hAnsi="Times New Roman" w:cs="Times New Roman"/>
+                <w:color w:val="282828"/>
+                <w:sz w:val="21"/>
+                <w:szCs w:val="21"/>
+              </w:rPr>
+              <w:t>toán</w:t>
+            </w:r>
+            <w:proofErr w:type="spellEnd"/>
           </w:p>
         </w:tc>
       </w:tr>
@@ -6534,6 +6654,8 @@
               </w:rPr>
               <w:t>Sai vị trí ieee830</w:t>
             </w:r>
+            <w:bookmarkStart w:id="0" w:name="_GoBack"/>
+            <w:bookmarkEnd w:id="0"/>
           </w:p>
         </w:tc>
         <w:tc>
@@ -11563,8 +11685,6 @@
         </w:rPr>
         <w:t>triển, chức nang này chỉ có thể được sử dụng bởi quản lý</w:t>
       </w:r>
-      <w:bookmarkStart w:id="0" w:name="_GoBack"/>
-      <w:bookmarkEnd w:id="0"/>
       <w:r>
         <w:rPr>
           <w:rFonts w:ascii="Times New Roman" w:eastAsia="Times New Roman" w:hAnsi="Times New Roman" w:cs="Times New Roman"/>

--- a/b3ss18.docx
+++ b/b3ss18.docx
@@ -6654,8 +6654,6 @@
               </w:rPr>
               <w:t>Sai vị trí ieee830</w:t>
             </w:r>
-            <w:bookmarkStart w:id="0" w:name="_GoBack"/>
-            <w:bookmarkEnd w:id="0"/>
           </w:p>
         </w:tc>
         <w:tc>
@@ -8558,10 +8556,11 @@
           <w:color w:val="282828"/>
           <w:sz w:val="21"/>
           <w:szCs w:val="21"/>
-          <w:lang w:val="vi-VN"/>
-        </w:rPr>
-        <w:t>2.1 Product Perspective</w:t>
-      </w:r>
+        </w:rPr>
+        <w:t>1.2 Scope</w:t>
+      </w:r>
+      <w:bookmarkStart w:id="0" w:name="_GoBack"/>
+      <w:bookmarkEnd w:id="0"/>
       <w:r>
         <w:rPr>
           <w:rFonts w:ascii="Times New Roman" w:eastAsia="Times New Roman" w:hAnsi="Times New Roman" w:cs="Times New Roman"/>
